--- a/profiles/Pair_06_questionnaire.docx
+++ b/profiles/Pair_06_questionnaire.docx
@@ -5,6 +5,7 @@
     <w:p>
       <w:pPr>
         <w:pStyle w:val="Heading1"/>
+        <w:spacing w:after="200"/>
       </w:pPr>
       <w:r>
         <w:t xml:space="preserve">Profile Pair Compatibility Questionnaire — Pair 6</w:t>
@@ -12,7 +13,7 @@
     </w:p>
     <w:p>
       <w:pPr>
-        <w:spacing w:after="300"/>
+        <w:spacing w:after="160"/>
       </w:pPr>
       <w:r>
         <w:t xml:space="preserve">You will be presented with a pair of dating profiles selected from an online dating site. Evaluate the pair independently and base your judgments only on the information provided in the profiles below. Rate the pair on four compatibility dimensions followed by an overall compatibility assessment.</w:t>
@@ -20,7 +21,7 @@
     </w:p>
     <w:p>
       <w:pPr>
-        <w:spacing w:after="100" w:before="200"/>
+        <w:spacing w:after="120" w:before="120"/>
       </w:pPr>
       <w:r>
         <w:rPr>
@@ -32,23 +33,23 @@
     </w:p>
     <w:p>
       <w:pPr>
-        <w:spacing w:after="150"/>
-      </w:pPr>
-      <w:r>
-        <w:t xml:space="preserve">I'm 33 and I run projects for a commercial construction company here in Buffalo, mostly schools and medical offices. I have a college degree, and I've been at the same company for eleven years. Five foot eleven, solid build, white. Catholic in the way where I turn up at Christmas and my mother notices when I don't.</w:t>
-      </w:r>
-    </w:p>
-    <w:p>
-      <w:pPr>
-        <w:spacing w:after="150"/>
-      </w:pPr>
-      <w:r>
-        <w:t xml:space="preserve">I like people and I generally have a considerable number of them around. I'm usually the one who ends up hosting, which suits me completely. I don't rattle easily and I don't hold on to things. If I have said seven o'clock, I am there at ten minutes to, and I have been told this is annoying.</w:t>
-      </w:r>
-    </w:p>
-    <w:p>
-      <w:pPr>
-        <w:spacing w:after="150"/>
+        <w:spacing w:after="160"/>
+      </w:pPr>
+      <w:r>
+        <w:t xml:space="preserve">I'm 33 and I run projects for a commercial construction company here in Buffalo, mostly schools and medical offices. College degree, and eleven years at the same company. Five foot eleven, solid build, white. Catholic in the way where I turn up at Christmas and my mother notices when I don't.</w:t>
+      </w:r>
+    </w:p>
+    <w:p>
+      <w:pPr>
+        <w:spacing w:after="160"/>
+      </w:pPr>
+      <w:r>
+        <w:t xml:space="preserve">I like people and I generally have a lot of them around. I'm usually the one who ends up hosting, which suits me completely. Not much bothers me, and nothing bothers me for long. If I have said seven o'clock, I am there at ten minutes to, and I have been told this is annoying.</w:t>
+      </w:r>
+    </w:p>
+    <w:p>
+      <w:pPr>
+        <w:spacing w:after="160"/>
       </w:pPr>
       <w:r>
         <w:t xml:space="preserve">Pickleball every Saturday morning with the same four guys, and Bills games on Sunday at my place with whoever turns up. We go to concerts constantly - anything at Artpark or the Town Ballroom. And the motorcycle: I've had it nine years and I ride most days that it isn't raining.</w:t>
@@ -56,15 +57,15 @@
     </w:p>
     <w:p>
       <w:pPr>
-        <w:spacing w:after="150"/>
-      </w:pPr>
-      <w:r>
-        <w:t xml:space="preserve">The motorcycle isn't a phase. It is the thing I look forward to all winter and I would rather say so now than later. Otherwise I want somebody who enjoys a full house, because mine generally is. There is a game on Saturday and another on Sunday, and you would be welcome at either.</w:t>
-      </w:r>
-    </w:p>
-    <w:p>
-      <w:pPr>
-        <w:spacing w:after="100" w:before="200"/>
+        <w:spacing w:after="160"/>
+      </w:pPr>
+      <w:r>
+        <w:t xml:space="preserve">The motorcycle isn't a phase. It is the thing I look forward to all winter, and I would rather say so now than later. Otherwise I want somebody who likes a crowded kitchen, because that is what my Sundays look like. There is a game on Saturday and another on Sunday, and you would be welcome at either.</w:t>
+      </w:r>
+    </w:p>
+    <w:p>
+      <w:pPr>
+        <w:spacing w:after="120" w:before="120"/>
       </w:pPr>
       <w:r>
         <w:rPr>
@@ -76,7 +77,7 @@
     </w:p>
     <w:p>
       <w:pPr>
-        <w:spacing w:after="150"/>
+        <w:spacing w:after="160"/>
       </w:pPr>
       <w:r>
         <w:t xml:space="preserve">I'm 30 and I'm a dental hygienist at a practice. I have a college degree. Five foot five, average build, white. Catholic the same way most people I grew up with are Catholic - Christmas, Easter, and a quantity of guilt I've mostly talked myself out of.</w:t>
@@ -84,23 +85,23 @@
     </w:p>
     <w:p>
       <w:pPr>
-        <w:spacing w:after="150"/>
-      </w:pPr>
-      <w:r>
-        <w:t xml:space="preserve">I get friendly quickly and my house is generally full of people. I would honestly rather have eight of them over than go anywhere at all. I have never been the loudest person in a room and I have never wanted to be. If I say I'll do something, it is in the calendar before I have hung up the phone.</w:t>
-      </w:r>
-    </w:p>
-    <w:p>
-      <w:pPr>
-        <w:spacing w:after="150"/>
-      </w:pPr>
-      <w:r>
-        <w:t xml:space="preserve">Sunday is the Bills, and I take that more seriously than is entirely reasonable. Saturday mornings there's pickleball, where I am considerably better than I look. I cook for whoever is coming over, which is usually a considerable number of people, and I get to live music when I can, mostly the smaller places downtown.</w:t>
-      </w:r>
-    </w:p>
-    <w:p>
-      <w:pPr>
-        <w:spacing w:after="150"/>
+        <w:spacing w:after="160"/>
+      </w:pPr>
+      <w:r>
+        <w:t xml:space="preserve">I get friendly quickly and my house is rarely empty. I would honestly rather have eight people over than go anywhere at all. I have never been the loudest person in a room and I have never wanted to be. If I say I'll do something, it is in the calendar before I have hung up the phone.</w:t>
+      </w:r>
+    </w:p>
+    <w:p>
+      <w:pPr>
+        <w:spacing w:after="160"/>
+      </w:pPr>
+      <w:r>
+        <w:t xml:space="preserve">The Bills matter to me more than is entirely reasonable. I play pickleball, and I am better at it than I look. I cook for the crowd — usually more people than chairs — and I get to live music when I can, mostly the smaller places downtown.</w:t>
+      </w:r>
+    </w:p>
+    <w:p>
+      <w:pPr>
+        <w:spacing w:after="160"/>
       </w:pPr>
       <w:r>
         <w:t xml:space="preserve">I can't do motorcycles. I lost a friend to one in college and I have never really got past it, so I won't ride, and I would find it difficult watching somebody I care about ride. Everything else about me is easy. I would rather host than be hosted, and easy to be around counts for a great deal.</w:t>
@@ -109,19 +110,15 @@
     <w:p>
       <w:pPr>
         <w:pStyle w:val="Heading2"/>
-        <w:spacing w:after="150" w:before="300"/>
-      </w:pPr>
-      <w:r>
-        <w:rPr>
-          <w:b/>
-          <w:bCs/>
-        </w:rPr>
+        <w:spacing w:after="160" w:before="200"/>
+      </w:pPr>
+      <w:r>
         <w:t xml:space="preserve">Questions</w:t>
       </w:r>
     </w:p>
     <w:p>
       <w:pPr>
-        <w:spacing w:after="200"/>
+        <w:spacing w:after="160"/>
       </w:pPr>
       <w:r>
         <w:t xml:space="preserve">1. How realistic do these two dating profiles appear? (1 = Not at all realistic, 7 = Highly realistic)</w:t>
@@ -129,7 +126,7 @@
     </w:p>
     <w:p>
       <w:pPr>
-        <w:spacing w:after="200"/>
+        <w:spacing w:after="60"/>
       </w:pPr>
       <w:r>
         <w:t xml:space="preserve">2. Which of the following best describes how these profiles were constructed:</w:t>
@@ -137,39 +134,34 @@
     </w:p>
     <w:p>
       <w:pPr>
-        <w:spacing w:after="100"/>
-        <w:ind w:left="360"/>
-      </w:pPr>
-      <w:r>
-        <w:t xml:space="preserve">1. Written by LLMs without human input</w:t>
-      </w:r>
-    </w:p>
-    <w:p>
-      <w:pPr>
-        <w:spacing w:after="100"/>
-        <w:ind w:left="360"/>
-      </w:pPr>
-      <w:r>
-        <w:t xml:space="preserve">2. Written by Humans without LLM assistance</w:t>
-      </w:r>
-    </w:p>
-    <w:p>
-      <w:pPr>
-        <w:spacing w:after="100"/>
-        <w:ind w:left="360"/>
-      </w:pPr>
-      <w:r>
-        <w:t xml:space="preserve">3. Written through human-AI collaboration</w:t>
-      </w:r>
-    </w:p>
-    <w:p>
-      <w:pPr>
-        <w:spacing w:after="100"/>
-      </w:pPr>
-    </w:p>
-    <w:p>
-      <w:pPr>
-        <w:spacing w:after="200"/>
+        <w:spacing w:after="40"/>
+        <w:ind w:left="720"/>
+      </w:pPr>
+      <w:r>
+        <w:t xml:space="preserve">a. Written by LLMs without human input</w:t>
+      </w:r>
+    </w:p>
+    <w:p>
+      <w:pPr>
+        <w:spacing w:after="40"/>
+        <w:ind w:left="720"/>
+      </w:pPr>
+      <w:r>
+        <w:t xml:space="preserve">b. Written by Humans without LLM assistance</w:t>
+      </w:r>
+    </w:p>
+    <w:p>
+      <w:pPr>
+        <w:spacing w:after="160"/>
+        <w:ind w:left="720"/>
+      </w:pPr>
+      <w:r>
+        <w:t xml:space="preserve">c. Written through human-AI collaboration</w:t>
+      </w:r>
+    </w:p>
+    <w:p>
+      <w:pPr>
+        <w:spacing w:after="160"/>
       </w:pPr>
       <w:r>
         <w:t xml:space="preserve">3. On a scale of 0-100 (0 = No compatibility, 100 = Perfect compatibility), rate the compatibility of the pair based on their social and demographic characteristics such as age, ethnicity, religion, education, height, body type, and other relevant background characteristics.</w:t>
@@ -177,7 +169,7 @@
     </w:p>
     <w:p>
       <w:pPr>
-        <w:spacing w:after="200"/>
+        <w:spacing w:after="160"/>
       </w:pPr>
       <w:r>
         <w:t xml:space="preserve">4. How confident are you in your social and demographic rating? (0 = Not at all confident, 100 = Extremely confident)</w:t>
@@ -185,7 +177,7 @@
     </w:p>
     <w:p>
       <w:pPr>
-        <w:spacing w:after="200"/>
+        <w:spacing w:after="160"/>
       </w:pPr>
       <w:r>
         <w:t xml:space="preserve">5. On a scale of 0-100 (0 = No compatibility, 100 = Perfect compatibility), rate the compatibility of the pair based on their psychological characteristics, personality, and interpersonal style.</w:t>
@@ -193,7 +185,7 @@
     </w:p>
     <w:p>
       <w:pPr>
-        <w:spacing w:after="200"/>
+        <w:spacing w:after="160"/>
       </w:pPr>
       <w:r>
         <w:t xml:space="preserve">6. How confident are you in your psychological compatibility rating? (0 = Not at all confident, 100 = Extremely confident)?</w:t>
@@ -201,7 +193,7 @@
     </w:p>
     <w:p>
       <w:pPr>
-        <w:spacing w:after="200"/>
+        <w:spacing w:after="160"/>
       </w:pPr>
       <w:r>
         <w:t xml:space="preserve">7. On a scale of 0-100 (0 = No compatibility, 100 = Perfect compatibility), rate the compatibility of the pair based on their hobbies, lifestyles, activities, and interests.</w:t>
@@ -209,7 +201,7 @@
     </w:p>
     <w:p>
       <w:pPr>
-        <w:spacing w:after="200"/>
+        <w:spacing w:after="160"/>
       </w:pPr>
       <w:r>
         <w:t xml:space="preserve">8. How confident are you in your hobbies, lifestyle, and interests compatibility rating? (0 = Not at all confident, 100 = Extremely confident)?</w:t>
@@ -217,7 +209,7 @@
     </w:p>
     <w:p>
       <w:pPr>
-        <w:spacing w:after="200"/>
+        <w:spacing w:after="160"/>
       </w:pPr>
       <w:r>
         <w:t xml:space="preserve">9. On a scale of 0-100 (0 = No compatibility, 100 = Perfect compatibility), rate the compatibility of the pair based on their expectations from their partner or relationship.</w:t>
@@ -225,7 +217,7 @@
     </w:p>
     <w:p>
       <w:pPr>
-        <w:spacing w:after="200"/>
+        <w:spacing w:after="160"/>
       </w:pPr>
       <w:r>
         <w:t xml:space="preserve">10. How confident are you in your partner-expectation compatibility rating? (0 = Not at all confident, 100 = Extremely confident)</w:t>
@@ -233,7 +225,7 @@
     </w:p>
     <w:p>
       <w:pPr>
-        <w:spacing w:after="200"/>
+        <w:spacing w:after="160"/>
       </w:pPr>
       <w:r>
         <w:t xml:space="preserve">11. Considering the profiles as a whole, on a scale of 0-100 (0 = No compatibility, 100 = Perfect compatibility), rate the overall compatibility of the pair?</w:t>
@@ -241,7 +233,7 @@
     </w:p>
     <w:p>
       <w:pPr>
-        <w:spacing w:after="200"/>
+        <w:spacing w:after="160"/>
       </w:pPr>
       <w:r>
         <w:t xml:space="preserve">12. How confident are you in your overall compatibility rating? (0 = Not at all confident, 100 = Extremely confident)?</w:t>
@@ -249,7 +241,7 @@
     </w:p>
     <w:p>
       <w:pPr>
-        <w:spacing w:after="200"/>
+        <w:spacing w:after="160"/>
       </w:pPr>
       <w:r>
         <w:t xml:space="preserve">13. List the five most important factors that influenced your overall compatibility rating, ordered from most important to least important. For each factor, briefly indicate whether it increased or decreased compatibility.</w:t>
@@ -257,7 +249,7 @@
     </w:p>
     <w:p>
       <w:pPr>
-        <w:spacing w:before="200"/>
+        <w:spacing w:before="120"/>
       </w:pPr>
       <w:r>
         <w:rPr>

--- a/profiles/Pair_06_questionnaire.docx
+++ b/profiles/Pair_06_questionnaire.docx
@@ -16,7 +16,7 @@
         <w:spacing w:after="160"/>
       </w:pPr>
       <w:r>
-        <w:t xml:space="preserve">You will be presented with a pair of dating profiles selected from an online dating site. Evaluate the pair independently and base your judgments only on the information provided in the profiles below. Rate the pair on four compatibility dimensions followed by an overall compatibility assessment.</w:t>
+        <w:t xml:space="preserve">You will be presented with pairs of dating profiles selected from an online dating site. Evaluate each pair independently and base your judgments only on the information provided in the profiles. You will rate each pair on four compatibility dimensions followed by an overall compatibility assessment.</w:t>
       </w:r>
     </w:p>
     <w:p>
@@ -65,7 +65,7 @@
     </w:p>
     <w:p>
       <w:pPr>
-        <w:spacing w:after="120" w:before="120"/>
+        <w:spacing w:after="120" w:before="200"/>
       </w:pPr>
       <w:r>
         <w:rPr>
@@ -109,12 +109,8 @@
     </w:p>
     <w:p>
       <w:pPr>
-        <w:pStyle w:val="Heading2"/>
-        <w:spacing w:after="160" w:before="200"/>
-      </w:pPr>
-      <w:r>
-        <w:t xml:space="preserve">Questions</w:t>
-      </w:r>
+        <w:spacing w:after="80"/>
+      </w:pPr>
     </w:p>
     <w:p>
       <w:pPr>
@@ -126,7 +122,7 @@
     </w:p>
     <w:p>
       <w:pPr>
-        <w:spacing w:after="60"/>
+        <w:spacing w:after="80"/>
       </w:pPr>
       <w:r>
         <w:t xml:space="preserve">2. Which of the following best describes how these profiles were constructed:</w:t>
@@ -156,7 +152,7 @@
         <w:ind w:left="720"/>
       </w:pPr>
       <w:r>
-        <w:t xml:space="preserve">c. Written through human-AI collaboration</w:t>
+        <w:t xml:space="preserve">c. Written by human-AI collaboration</w:t>
       </w:r>
     </w:p>
     <w:p>
@@ -172,7 +168,7 @@
         <w:spacing w:after="160"/>
       </w:pPr>
       <w:r>
-        <w:t xml:space="preserve">4. How confident are you in your social and demographic rating? (0 = Not at all confident, 100 = Extremely confident)</w:t>
+        <w:t xml:space="preserve">4. How confident are you in your compatibility rating on social and demographic characteristics? (0 = Not at all confident, 100 = Extremely confident)</w:t>
       </w:r>
     </w:p>
     <w:p>
@@ -188,7 +184,7 @@
         <w:spacing w:after="160"/>
       </w:pPr>
       <w:r>
-        <w:t xml:space="preserve">6. How confident are you in your psychological compatibility rating? (0 = Not at all confident, 100 = Extremely confident)?</w:t>
+        <w:t xml:space="preserve">6. How confident are you in your compatibility rating of their psychological characteristics? (0 = Not at all confident, 100 = Extremely confident)?</w:t>
       </w:r>
     </w:p>
     <w:p>
@@ -204,7 +200,7 @@
         <w:spacing w:after="160"/>
       </w:pPr>
       <w:r>
-        <w:t xml:space="preserve">8. How confident are you in your hobbies, lifestyle, and interests compatibility rating? (0 = Not at all confident, 100 = Extremely confident)?</w:t>
+        <w:t xml:space="preserve">8. How confident are you in your compatibility rating of their hobbies, lifestyle, and interests? (0 = Not at all confident, 100 = Extremely confident)?</w:t>
       </w:r>
     </w:p>
     <w:p>
@@ -220,7 +216,7 @@
         <w:spacing w:after="160"/>
       </w:pPr>
       <w:r>
-        <w:t xml:space="preserve">10. How confident are you in your partner-expectation compatibility rating? (0 = Not at all confident, 100 = Extremely confident)</w:t>
+        <w:t xml:space="preserve">10. How confident are you in your compatibility rating of partner expectations? (0 = Not at all confident, 100 = Extremely confident)</w:t>
       </w:r>
     </w:p>
     <w:p>
@@ -241,22 +237,52 @@
     </w:p>
     <w:p>
       <w:pPr>
-        <w:spacing w:after="160"/>
-      </w:pPr>
-      <w:r>
-        <w:t xml:space="preserve">13. List the five most important factors that influenced your overall compatibility rating, ordered from most important to least important. For each factor, briefly indicate whether it increased or decreased compatibility.</w:t>
-      </w:r>
-    </w:p>
-    <w:p>
-      <w:pPr>
-        <w:spacing w:before="120"/>
-      </w:pPr>
-      <w:r>
-        <w:rPr>
-          <w:i/>
-          <w:iCs/>
-        </w:rPr>
-        <w:t xml:space="preserve">Please return your responses in numbered order and provide one numeric value for each scale item.</w:t>
+        <w:spacing w:after="80"/>
+      </w:pPr>
+      <w:r>
+        <w:t xml:space="preserve">13. List up to five distinct factors that most influenced your overall compatibility rating, ordered from most important to least important. If you have more than five distinct factors, create a sixth factor labeled “Other” to account for all the factors that did not fit into the first five.</w:t>
+      </w:r>
+    </w:p>
+    <w:p>
+      <w:pPr>
+        <w:spacing w:after="60"/>
+      </w:pPr>
+      <w:r>
+        <w:t xml:space="preserve">For each factor:</w:t>
+      </w:r>
+    </w:p>
+    <w:p>
+      <w:pPr>
+        <w:spacing w:after="40"/>
+        <w:ind w:left="720"/>
+      </w:pPr>
+      <w:r>
+        <w:t xml:space="preserve">(1) Briefly indicate whether it increased or decreased compatibility; and</w:t>
+      </w:r>
+    </w:p>
+    <w:p>
+      <w:pPr>
+        <w:spacing w:after="160"/>
+        <w:ind w:left="720"/>
+      </w:pPr>
+      <w:r>
+        <w:t xml:space="preserve">(2) Distribute 100 points over all factors you just listed relative to their importance toward your overall compatibility rating. Assign more points based on the importance of the factor. However, the total points assigned to all factors must add to 100.</w:t>
+      </w:r>
+    </w:p>
+    <w:p>
+      <w:pPr>
+        <w:spacing w:after="160"/>
+      </w:pPr>
+      <w:r>
+        <w:t xml:space="preserve">Please return a numeric value for Items 1 through 12.</w:t>
+      </w:r>
+    </w:p>
+    <w:p>
+      <w:pPr>
+        <w:spacing w:after="160"/>
+      </w:pPr>
+      <w:r>
+        <w:t xml:space="preserve">For Item 13, return an ordered list of distinct factors, indicating whether the factor increased or decreased compatibility. In addition, for each factor return a numeric value of relative importance.</w:t>
       </w:r>
     </w:p>
     <w:sectPr>

--- a/profiles/Pair_06_questionnaire.docx
+++ b/profiles/Pair_06_questionnaire.docx
@@ -8,7 +8,7 @@
         <w:spacing w:after="200"/>
       </w:pPr>
       <w:r>
-        <w:t xml:space="preserve">Profile Pair Compatibility Questionnaire — Pair 6</w:t>
+        <w:t xml:space="preserve">Profile Pair Compatibility Questionnaire: Pair 6</w:t>
       </w:r>
     </w:p>
     <w:p>
@@ -96,7 +96,7 @@
         <w:spacing w:after="160"/>
       </w:pPr>
       <w:r>
-        <w:t xml:space="preserve">The Bills matter to me more than is entirely reasonable. I play pickleball, and I am better at it than I look. I cook for the crowd — usually more people than chairs — and I get to live music when I can, mostly the smaller places downtown.</w:t>
+        <w:t xml:space="preserve">The Bills matter to me more than is entirely reasonable. I play pickleball, and I am better at it than I look. I cook for the crowd, usually more people than chairs, and I get to live music when I can, mostly the smaller places downtown.</w:t>
       </w:r>
     </w:p>
     <w:p>

--- a/profiles/Pair_06_questionnaire.docx
+++ b/profiles/Pair_06_questionnaire.docx
@@ -5,23 +5,22 @@
     <w:p>
       <w:pPr>
         <w:pStyle w:val="Heading1"/>
-        <w:spacing w:after="200"/>
-      </w:pPr>
-      <w:r>
-        <w:t xml:space="preserve">Profile Pair Compatibility Questionnaire: Pair 6</w:t>
-      </w:r>
-    </w:p>
-    <w:p>
-      <w:pPr>
-        <w:spacing w:after="160"/>
-      </w:pPr>
-      <w:r>
-        <w:t xml:space="preserve">You will be presented with pairs of dating profiles selected from an online dating site. Evaluate each pair independently and base your judgments only on the information provided in the profiles. You will rate each pair on four compatibility dimensions followed by an overall compatibility assessment.</w:t>
-      </w:r>
-    </w:p>
-    <w:p>
-      <w:pPr>
-        <w:spacing w:after="120" w:before="120"/>
+      </w:pPr>
+      <w:r>
+        <w:t xml:space="preserve">Profile Pair Compatibility Questionnaire — Pair 6</w:t>
+      </w:r>
+    </w:p>
+    <w:p>
+      <w:pPr>
+        <w:spacing w:after="300"/>
+      </w:pPr>
+      <w:r>
+        <w:t xml:space="preserve">You will be presented with a pair of dating profiles selected from an online dating site. Evaluate the pair independently and base your judgments only on the information provided in the profiles below. Rate the pair on four compatibility dimensions followed by an overall compatibility assessment.</w:t>
+      </w:r>
+    </w:p>
+    <w:p>
+      <w:pPr>
+        <w:spacing w:after="100" w:before="200"/>
       </w:pPr>
       <w:r>
         <w:rPr>
@@ -33,23 +32,23 @@
     </w:p>
     <w:p>
       <w:pPr>
-        <w:spacing w:after="160"/>
-      </w:pPr>
-      <w:r>
-        <w:t xml:space="preserve">I'm 33 and I run projects for a commercial construction company here in Buffalo, mostly schools and medical offices. College degree, and eleven years at the same company. Five foot eleven, solid build, white. Catholic in the way where I turn up at Christmas and my mother notices when I don't.</w:t>
-      </w:r>
-    </w:p>
-    <w:p>
-      <w:pPr>
-        <w:spacing w:after="160"/>
-      </w:pPr>
-      <w:r>
-        <w:t xml:space="preserve">I like people and I generally have a lot of them around. I'm usually the one who ends up hosting, which suits me completely. Not much bothers me, and nothing bothers me for long. If I have said seven o'clock, I am there at ten minutes to, and I have been told this is annoying.</w:t>
-      </w:r>
-    </w:p>
-    <w:p>
-      <w:pPr>
-        <w:spacing w:after="160"/>
+        <w:spacing w:after="150"/>
+      </w:pPr>
+      <w:r>
+        <w:t xml:space="preserve">I'm 33 and I run projects for a commercial construction company here in Buffalo, mostly schools and medical offices. I have a college degree, and I've been at the same company for eleven years. Five foot eleven, solid build, white. Catholic in the way where I turn up at Christmas and my mother notices when I don't.</w:t>
+      </w:r>
+    </w:p>
+    <w:p>
+      <w:pPr>
+        <w:spacing w:after="150"/>
+      </w:pPr>
+      <w:r>
+        <w:t xml:space="preserve">I like people and I generally have a considerable number of them around. I'm usually the one who ends up hosting, which suits me completely. I don't rattle easily and I don't hold on to things. If I have said seven o'clock, I am there at ten minutes to, and I have been told this is annoying.</w:t>
+      </w:r>
+    </w:p>
+    <w:p>
+      <w:pPr>
+        <w:spacing w:after="150"/>
       </w:pPr>
       <w:r>
         <w:t xml:space="preserve">Pickleball every Saturday morning with the same four guys, and Bills games on Sunday at my place with whoever turns up. We go to concerts constantly - anything at Artpark or the Town Ballroom. And the motorcycle: I've had it nine years and I ride most days that it isn't raining.</w:t>
@@ -57,15 +56,15 @@
     </w:p>
     <w:p>
       <w:pPr>
-        <w:spacing w:after="160"/>
-      </w:pPr>
-      <w:r>
-        <w:t xml:space="preserve">The motorcycle isn't a phase. It is the thing I look forward to all winter, and I would rather say so now than later. Otherwise I want somebody who likes a crowded kitchen, because that is what my Sundays look like. There is a game on Saturday and another on Sunday, and you would be welcome at either.</w:t>
-      </w:r>
-    </w:p>
-    <w:p>
-      <w:pPr>
-        <w:spacing w:after="120" w:before="200"/>
+        <w:spacing w:after="150"/>
+      </w:pPr>
+      <w:r>
+        <w:t xml:space="preserve">The motorcycle isn't a phase. It is the thing I look forward to all winter and I would rather say so now than later. Otherwise I want somebody who enjoys a full house, because mine generally is. There is a game on Saturday and another on Sunday, and you would be welcome at either.</w:t>
+      </w:r>
+    </w:p>
+    <w:p>
+      <w:pPr>
+        <w:spacing w:after="100" w:before="200"/>
       </w:pPr>
       <w:r>
         <w:rPr>
@@ -77,7 +76,7 @@
     </w:p>
     <w:p>
       <w:pPr>
-        <w:spacing w:after="160"/>
+        <w:spacing w:after="150"/>
       </w:pPr>
       <w:r>
         <w:t xml:space="preserve">I'm 30 and I'm a dental hygienist at a practice. I have a college degree. Five foot five, average build, white. Catholic the same way most people I grew up with are Catholic - Christmas, Easter, and a quantity of guilt I've mostly talked myself out of.</w:t>
@@ -85,23 +84,23 @@
     </w:p>
     <w:p>
       <w:pPr>
-        <w:spacing w:after="160"/>
-      </w:pPr>
-      <w:r>
-        <w:t xml:space="preserve">I get friendly quickly and my house is rarely empty. I would honestly rather have eight people over than go anywhere at all. I have never been the loudest person in a room and I have never wanted to be. If I say I'll do something, it is in the calendar before I have hung up the phone.</w:t>
-      </w:r>
-    </w:p>
-    <w:p>
-      <w:pPr>
-        <w:spacing w:after="160"/>
-      </w:pPr>
-      <w:r>
-        <w:t xml:space="preserve">The Bills matter to me more than is entirely reasonable. I play pickleball, and I am better at it than I look. I cook for the crowd, usually more people than chairs, and I get to live music when I can, mostly the smaller places downtown.</w:t>
-      </w:r>
-    </w:p>
-    <w:p>
-      <w:pPr>
-        <w:spacing w:after="160"/>
+        <w:spacing w:after="150"/>
+      </w:pPr>
+      <w:r>
+        <w:t xml:space="preserve">I get friendly quickly and my house is generally full of people. I would honestly rather have eight of them over than go anywhere at all. I have never been the loudest person in a room and I have never wanted to be. If I say I'll do something, it is in the calendar before I have hung up the phone.</w:t>
+      </w:r>
+    </w:p>
+    <w:p>
+      <w:pPr>
+        <w:spacing w:after="150"/>
+      </w:pPr>
+      <w:r>
+        <w:t xml:space="preserve">Sunday is the Bills, and I take that more seriously than is entirely reasonable. Saturday mornings there's pickleball, where I am considerably better than I look. I cook for whoever is coming over, which is usually a considerable number of people, and I get to live music when I can, mostly the smaller places downtown.</w:t>
+      </w:r>
+    </w:p>
+    <w:p>
+      <w:pPr>
+        <w:spacing w:after="150"/>
       </w:pPr>
       <w:r>
         <w:t xml:space="preserve">I can't do motorcycles. I lost a friend to one in college and I have never really got past it, so I won't ride, and I would find it difficult watching somebody I care about ride. Everything else about me is easy. I would rather host than be hosted, and easy to be around counts for a great deal.</w:t>
@@ -109,12 +108,20 @@
     </w:p>
     <w:p>
       <w:pPr>
-        <w:spacing w:after="80"/>
-      </w:pPr>
-    </w:p>
-    <w:p>
-      <w:pPr>
-        <w:spacing w:after="160"/>
+        <w:pStyle w:val="Heading2"/>
+        <w:spacing w:after="150" w:before="300"/>
+      </w:pPr>
+      <w:r>
+        <w:rPr>
+          <w:b/>
+          <w:bCs/>
+        </w:rPr>
+        <w:t xml:space="preserve">Questions</w:t>
+      </w:r>
+    </w:p>
+    <w:p>
+      <w:pPr>
+        <w:spacing w:after="200"/>
       </w:pPr>
       <w:r>
         <w:t xml:space="preserve">1. How realistic do these two dating profiles appear? (1 = Not at all realistic, 7 = Highly realistic)</w:t>
@@ -122,7 +129,7 @@
     </w:p>
     <w:p>
       <w:pPr>
-        <w:spacing w:after="80"/>
+        <w:spacing w:after="200"/>
       </w:pPr>
       <w:r>
         <w:t xml:space="preserve">2. Which of the following best describes how these profiles were constructed:</w:t>
@@ -130,34 +137,39 @@
     </w:p>
     <w:p>
       <w:pPr>
-        <w:spacing w:after="40"/>
-        <w:ind w:left="720"/>
-      </w:pPr>
-      <w:r>
-        <w:t xml:space="preserve">a. Written by LLMs without human input</w:t>
-      </w:r>
-    </w:p>
-    <w:p>
-      <w:pPr>
-        <w:spacing w:after="40"/>
-        <w:ind w:left="720"/>
-      </w:pPr>
-      <w:r>
-        <w:t xml:space="preserve">b. Written by Humans without LLM assistance</w:t>
-      </w:r>
-    </w:p>
-    <w:p>
-      <w:pPr>
-        <w:spacing w:after="160"/>
-        <w:ind w:left="720"/>
-      </w:pPr>
-      <w:r>
-        <w:t xml:space="preserve">c. Written by human-AI collaboration</w:t>
-      </w:r>
-    </w:p>
-    <w:p>
-      <w:pPr>
-        <w:spacing w:after="160"/>
+        <w:spacing w:after="100"/>
+        <w:ind w:left="360"/>
+      </w:pPr>
+      <w:r>
+        <w:t xml:space="preserve">1. Written by LLMs without human input</w:t>
+      </w:r>
+    </w:p>
+    <w:p>
+      <w:pPr>
+        <w:spacing w:after="100"/>
+        <w:ind w:left="360"/>
+      </w:pPr>
+      <w:r>
+        <w:t xml:space="preserve">2. Written by Humans without LLM assistance</w:t>
+      </w:r>
+    </w:p>
+    <w:p>
+      <w:pPr>
+        <w:spacing w:after="100"/>
+        <w:ind w:left="360"/>
+      </w:pPr>
+      <w:r>
+        <w:t xml:space="preserve">3. Written through human-AI collaboration</w:t>
+      </w:r>
+    </w:p>
+    <w:p>
+      <w:pPr>
+        <w:spacing w:after="100"/>
+      </w:pPr>
+    </w:p>
+    <w:p>
+      <w:pPr>
+        <w:spacing w:after="200"/>
       </w:pPr>
       <w:r>
         <w:t xml:space="preserve">3. On a scale of 0-100 (0 = No compatibility, 100 = Perfect compatibility), rate the compatibility of the pair based on their social and demographic characteristics such as age, ethnicity, religion, education, height, body type, and other relevant background characteristics.</w:t>
@@ -165,15 +177,15 @@
     </w:p>
     <w:p>
       <w:pPr>
-        <w:spacing w:after="160"/>
-      </w:pPr>
-      <w:r>
-        <w:t xml:space="preserve">4. How confident are you in your compatibility rating on social and demographic characteristics? (0 = Not at all confident, 100 = Extremely confident)</w:t>
-      </w:r>
-    </w:p>
-    <w:p>
-      <w:pPr>
-        <w:spacing w:after="160"/>
+        <w:spacing w:after="200"/>
+      </w:pPr>
+      <w:r>
+        <w:t xml:space="preserve">4. How confident are you in your social and demographic rating? (0 = Not at all confident, 100 = Extremely confident)</w:t>
+      </w:r>
+    </w:p>
+    <w:p>
+      <w:pPr>
+        <w:spacing w:after="200"/>
       </w:pPr>
       <w:r>
         <w:t xml:space="preserve">5. On a scale of 0-100 (0 = No compatibility, 100 = Perfect compatibility), rate the compatibility of the pair based on their psychological characteristics, personality, and interpersonal style.</w:t>
@@ -181,15 +193,15 @@
     </w:p>
     <w:p>
       <w:pPr>
-        <w:spacing w:after="160"/>
-      </w:pPr>
-      <w:r>
-        <w:t xml:space="preserve">6. How confident are you in your compatibility rating of their psychological characteristics? (0 = Not at all confident, 100 = Extremely confident)?</w:t>
-      </w:r>
-    </w:p>
-    <w:p>
-      <w:pPr>
-        <w:spacing w:after="160"/>
+        <w:spacing w:after="200"/>
+      </w:pPr>
+      <w:r>
+        <w:t xml:space="preserve">6. How confident are you in your psychological compatibility rating? (0 = Not at all confident, 100 = Extremely confident)?</w:t>
+      </w:r>
+    </w:p>
+    <w:p>
+      <w:pPr>
+        <w:spacing w:after="200"/>
       </w:pPr>
       <w:r>
         <w:t xml:space="preserve">7. On a scale of 0-100 (0 = No compatibility, 100 = Perfect compatibility), rate the compatibility of the pair based on their hobbies, lifestyles, activities, and interests.</w:t>
@@ -197,15 +209,15 @@
     </w:p>
     <w:p>
       <w:pPr>
-        <w:spacing w:after="160"/>
-      </w:pPr>
-      <w:r>
-        <w:t xml:space="preserve">8. How confident are you in your compatibility rating of their hobbies, lifestyle, and interests? (0 = Not at all confident, 100 = Extremely confident)?</w:t>
-      </w:r>
-    </w:p>
-    <w:p>
-      <w:pPr>
-        <w:spacing w:after="160"/>
+        <w:spacing w:after="200"/>
+      </w:pPr>
+      <w:r>
+        <w:t xml:space="preserve">8. How confident are you in your hobbies, lifestyle, and interests compatibility rating? (0 = Not at all confident, 100 = Extremely confident)?</w:t>
+      </w:r>
+    </w:p>
+    <w:p>
+      <w:pPr>
+        <w:spacing w:after="200"/>
       </w:pPr>
       <w:r>
         <w:t xml:space="preserve">9. On a scale of 0-100 (0 = No compatibility, 100 = Perfect compatibility), rate the compatibility of the pair based on their expectations from their partner or relationship.</w:t>
@@ -213,15 +225,15 @@
     </w:p>
     <w:p>
       <w:pPr>
-        <w:spacing w:after="160"/>
-      </w:pPr>
-      <w:r>
-        <w:t xml:space="preserve">10. How confident are you in your compatibility rating of partner expectations? (0 = Not at all confident, 100 = Extremely confident)</w:t>
-      </w:r>
-    </w:p>
-    <w:p>
-      <w:pPr>
-        <w:spacing w:after="160"/>
+        <w:spacing w:after="200"/>
+      </w:pPr>
+      <w:r>
+        <w:t xml:space="preserve">10. How confident are you in your partner-expectation compatibility rating? (0 = Not at all confident, 100 = Extremely confident)</w:t>
+      </w:r>
+    </w:p>
+    <w:p>
+      <w:pPr>
+        <w:spacing w:after="200"/>
       </w:pPr>
       <w:r>
         <w:t xml:space="preserve">11. Considering the profiles as a whole, on a scale of 0-100 (0 = No compatibility, 100 = Perfect compatibility), rate the overall compatibility of the pair?</w:t>
@@ -229,7 +241,7 @@
     </w:p>
     <w:p>
       <w:pPr>
-        <w:spacing w:after="160"/>
+        <w:spacing w:after="200"/>
       </w:pPr>
       <w:r>
         <w:t xml:space="preserve">12. How confident are you in your overall compatibility rating? (0 = Not at all confident, 100 = Extremely confident)?</w:t>
@@ -237,24 +249,23 @@
     </w:p>
     <w:p>
       <w:pPr>
-        <w:spacing w:after="80"/>
-      </w:pPr>
-      <w:r>
-        <w:t xml:space="preserve">13. List up to five distinct factors that most influenced your overall compatibility rating, ordered from most important to least important. If you have more than five distinct factors, create a sixth factor labeled “Other” to account for all the factors that did not fit into the first five.</w:t>
-      </w:r>
-    </w:p>
-    <w:p>
-      <w:pPr>
         <w:spacing w:after="60"/>
       </w:pPr>
       <w:r>
+        <w:t xml:space="preserve">13. List up to five distinct factors that most influenced your overall compatibility rating, ordered from most important to least important. If you have more than five distinct factors, create a sixth factor labeled "Other" to account for all the factors that did not fit into the first five.</w:t>
+      </w:r>
+    </w:p>
+    <w:p>
+      <w:pPr>
+        <w:spacing w:after="60"/>
+      </w:pPr>
+      <w:r>
         <w:t xml:space="preserve">For each factor:</w:t>
       </w:r>
     </w:p>
     <w:p>
       <w:pPr>
-        <w:spacing w:after="40"/>
-        <w:ind w:left="720"/>
+        <w:spacing w:after="60"/>
       </w:pPr>
       <w:r>
         <w:t xml:space="preserve">(1) Briefly indicate whether it increased or decreased compatibility; and</w:t>
@@ -262,8 +273,7 @@
     </w:p>
     <w:p>
       <w:pPr>
-        <w:spacing w:after="160"/>
-        <w:ind w:left="720"/>
+        <w:spacing w:after="200"/>
       </w:pPr>
       <w:r>
         <w:t xml:space="preserve">(2) Distribute 100 points over all factors you just listed relative to their importance toward your overall compatibility rating. Assign more points based on the importance of the factor. However, the total points assigned to all factors must add to 100.</w:t>
@@ -271,18 +281,14 @@
     </w:p>
     <w:p>
       <w:pPr>
-        <w:spacing w:after="160"/>
-      </w:pPr>
-      <w:r>
-        <w:t xml:space="preserve">Please return a numeric value for Items 1 through 12.</w:t>
-      </w:r>
-    </w:p>
-    <w:p>
-      <w:pPr>
-        <w:spacing w:after="160"/>
-      </w:pPr>
-      <w:r>
-        <w:t xml:space="preserve">For Item 13, return an ordered list of distinct factors, indicating whether the factor increased or decreased compatibility. In addition, for each factor return a numeric value of relative importance.</w:t>
+        <w:spacing w:before="200"/>
+      </w:pPr>
+      <w:r>
+        <w:rPr>
+          <w:i/>
+          <w:iCs/>
+        </w:rPr>
+        <w:t xml:space="preserve">Please return a numeric value for Items 1 through 12. For Item 13, return an ordered list of distinct factors, indicating whether the factor increased or decreased compatibility. In addition, for each factor return a numeric value of relative importance.</w:t>
       </w:r>
     </w:p>
     <w:sectPr>
